--- a/Applications/2026-09-30 Microbac - Regional Lab Ops Director (Mid-Atlantic)/Evan Parnell - Microbac Cover Letter.docx
+++ b/Applications/2026-09-30 Microbac - Regional Lab Ops Director (Mid-Atlantic)/Evan Parnell - Microbac Cover Letter.docx
@@ -178,7 +178,7 @@
           <w:sz w:val="20"/>
           <w:szCs w:val="20"/>
         </w:rPr>
-        <w:t xml:space="preserve">Why this role: a region of independently accredited laboratories, each with its own scope and its own state licences, cannot be managed as one until its numbers mean the same thing at every site. Making several operations comparable — the same definitions, the same cadence, the same standard — while leaving technical authority where it belongs is the work I am best at, and it is why a multi-laboratory regional seat interests me more than another single-site job. At Green Analytics what I was asked to fix was described as on-site leadership; the real constraint was that management systems built for a ten-person startup were running a multi-site organization.</w:t>
+        <w:t xml:space="preserve">Why this role: a region of independently accredited laboratories, each with its own scope and its own state licenses, cannot be managed as one until its numbers mean the same thing at every site. Making several operations comparable — the same definitions, the same cadence, the same standard — while leaving technical authority where it belongs is the work I am best at, and it is why a multi-laboratory regional seat interests me more than another single-site job. At Green Analytics what I was asked to fix was described as on-site leadership; the real constraint was that management systems built for a ten-person startup were running a multi-site organization.</w:t>
       </w:r>
     </w:p>
     <w:p>

--- a/Applications/2026-09-30 Microbac - Regional Lab Ops Director (Mid-Atlantic)/Evan Parnell - Microbac Cover Letter.docx
+++ b/Applications/2026-09-30 Microbac - Regional Lab Ops Director (Mid-Atlantic)/Evan Parnell - Microbac Cover Letter.docx
@@ -191,7 +191,7 @@
           <w:sz w:val="20"/>
           <w:szCs w:val="20"/>
         </w:rPr>
-        <w:t xml:space="preserve">I live in Edgewater, twenty-five minutes from the Baltimore laboratory, which matters for a role that should be spent in the laboratories rather than describing them from a distance. I would welcome a conversation about what you need this region to accomplish in the next year.</w:t>
+        <w:t xml:space="preserve">I live in southern Anne Arundel County, a straight run up to the Baltimore laboratory, which matters for a role that should be spent in the laboratories rather than described from a distance. I would welcome a conversation about what you need this region to accomplish in the next year.</w:t>
       </w:r>
     </w:p>
     <w:p>

--- a/Applications/2026-09-30 Microbac - Regional Lab Ops Director (Mid-Atlantic)/Evan Parnell - Microbac Cover Letter.docx
+++ b/Applications/2026-09-30 Microbac - Regional Lab Ops Director (Mid-Atlantic)/Evan Parnell - Microbac Cover Letter.docx
@@ -113,7 +113,7 @@
           <w:sz w:val="20"/>
           <w:szCs w:val="20"/>
         </w:rPr>
-        <w:t xml:space="preserve">Dear Mr. Long,</w:t>
+        <w:t xml:space="preserve">Dear Chris Long,</w:t>
       </w:r>
     </w:p>
     <w:p>

--- a/Applications/2026-09-30 Microbac - Regional Lab Ops Director (Mid-Atlantic)/Evan Parnell - Microbac Cover Letter.docx
+++ b/Applications/2026-09-30 Microbac - Regional Lab Ops Director (Mid-Atlantic)/Evan Parnell - Microbac Cover Letter.docx
@@ -61,7 +61,7 @@
           <w:sz w:val="20"/>
           <w:szCs w:val="20"/>
         </w:rPr>
-        <w:t xml:space="preserve">September 30, 2026</w:t>
+        <w:t xml:space="preserve">October 6, 2026</w:t>
       </w:r>
     </w:p>
     <w:p>
@@ -126,7 +126,7 @@
           <w:sz w:val="20"/>
           <w:szCs w:val="20"/>
         </w:rPr>
-        <w:t xml:space="preserve">I am applying for the Regional Laboratory Operations Director role for the Mid-Atlantic (requisition 2196). The short version of my case: I ran the inside of a high-throughput analytical laboratory and nearly doubled its output without doubling anything else.</w:t>
+        <w:t xml:space="preserve">I am applying for the Regional Laboratory Operations Director role for the Mid-Atlantic (requisition 2196). The short version: I came up through analytical chemistry and laboratory operations, spent a decade running analytical microbiology operations — the bench your Baltimore scope is built on — and then learned to run the business side of a laboratory.</w:t>
       </w:r>
     </w:p>
     <w:p>
@@ -139,7 +139,7 @@
           <w:sz w:val="20"/>
           <w:szCs w:val="20"/>
         </w:rPr>
-        <w:t xml:space="preserve">As Associate Laboratory Director at Green Analytics, I owned everything inside the building, leading a site of 40 to 45 people through a middle-management cadre of five. Annual testing volume went from about 25,000 samples to 47,000 — 27,000, 33,000, 39,000 and 47,000 by year — while the staff went from 32 to 45, roughly a third more output per person. Turnaround went from five days to three. Annual turnover went from twelve departures to four, and operating costs fell about 15% while we expanded what we could offer.</w:t>
+        <w:t xml:space="preserve">As Associate Laboratory Director at Green Analytics I owned everything inside the building, leading a site of 40 to 45 people through five department and shift managers. Annual volume went from about 25,000 samples to 47,000 — 27,000, 33,000, 39,000 and 47,000 by year — while the staff went from 32 to 45. Turnaround went from five days to three. Annual turnover went from twelve departures to four, and operating costs fell about 15% while we added capability.</w:t>
       </w:r>
     </w:p>
     <w:p>
@@ -152,7 +152,7 @@
           <w:sz w:val="20"/>
           <w:szCs w:val="20"/>
         </w:rPr>
-        <w:t xml:space="preserve">That came from unglamorous work: analyzing purchasing and workflow to take out cost, redesigning the physical laboratory around how samples actually move, and building a job-leveling and competency framework — Technician and Analyst levels one through three, with published pay ranges, skill checklists and supervisor sign-offs — to replace a structure where identical titles carried widely different pay and responsibility. That framework is the main reason turnover dropped, and it was adopted across eight laboratories and more than 250 employees.</w:t>
+        <w:t xml:space="preserve">That came from unglamorous work: analyzing purchasing and workflow to take out cost, re-laying out the laboratory around how samples actually move, and building a competency framework — Technician and Analyst levels one through three, with published pay ranges, documented skill requirements and supervisor sign-off — in place of a structure where identical titles carried widely different pay and responsibility. That framework is the main reason retention improved, and retention is a capacity question: a laboratory’s real capacity is certified method coverage rather than headcount, so every analyst who leaves takes qualified methods out the door. The framework was adopted across eight laboratories and more than 250 employees. What I was asked to fix was described as on-site leadership; the actual constraint was that management systems built for a ten-person startup were running a multi-site organization.</w:t>
       </w:r>
     </w:p>
     <w:p>
@@ -165,7 +165,7 @@
           <w:sz w:val="20"/>
           <w:szCs w:val="20"/>
         </w:rPr>
-        <w:t xml:space="preserve">Earlier in my career I took laboratories through accreditation rather than inheriting it. At Atlas Labs I built a greenfield laboratory from market selection and financing through construction to ISO/IEC 17025 accreditation and DEA registration. At Atlantic Test Labs I led the 17025 quality management system implementation for a startup laboratory. At Atlantic Technical Services I rebuilt the operating system after an unsuccessful external audit and implemented ISO 9001. My analytical background spans pharmaceutical, environmental and cannabis testing — HPLC, LC-MS/MS, GC-MS/MS, ICP-MS, qPCR and microbiological methods — and I am comfortable in any analytical method.</w:t>
+        <w:t xml:space="preserve">Earlier I took laboratories through accreditation rather than inheriting it. At Atlas Labs I built a greenfield laboratory from market selection and financing through construction to ISO/IEC 17025 accreditation and DEA registration. At Atlantic Test Labs I led the 17025 quality system implementation — accreditation, method validation and documentation — and built the LIMS the laboratory ran on, which is still the kernel of the system my last laboratory uses. At Atlantic Technical Services I rebuilt the quality system after an unsuccessful external audit and implemented ISO 9001.</w:t>
       </w:r>
     </w:p>
     <w:p>
@@ -178,7 +178,7 @@
           <w:sz w:val="20"/>
           <w:szCs w:val="20"/>
         </w:rPr>
-        <w:t xml:space="preserve">Why this role: a region of independently accredited laboratories, each with its own scope and its own state licenses, cannot be managed as one until its numbers mean the same thing at every site. Making several operations comparable — the same definitions, the same cadence, the same standard — while leaving technical authority where it belongs is the work I am best at, and it is why a multi-laboratory regional seat interests me more than another single-site job. At Green Analytics what I was asked to fix was described as on-site leadership; the real constraint was that management systems built for a ten-person startup were running a multi-site organization.</w:t>
+        <w:t xml:space="preserve">Why this role: a region of independently accredited laboratories, each with its own scope and its own state approvals, cannot be managed as one until its data mean the same thing at every site. Making those operations comparable — the same definitions, the same cadence, the same standard — without encroaching on the technical authority that holds the licenses is the work I am best at, and it is why a multi-laboratory regional seat interests me more than another single-site job.</w:t>
       </w:r>
     </w:p>
     <w:p>

--- a/Applications/2026-09-30 Microbac - Regional Lab Ops Director (Mid-Atlantic)/Evan Parnell - Microbac Cover Letter.docx
+++ b/Applications/2026-09-30 Microbac - Regional Lab Ops Director (Mid-Atlantic)/Evan Parnell - Microbac Cover Letter.docx
@@ -126,7 +126,7 @@
           <w:sz w:val="20"/>
           <w:szCs w:val="20"/>
         </w:rPr>
-        <w:t xml:space="preserve">I am applying for the Regional Laboratory Operations Director role for the Mid-Atlantic (requisition 2196). The short version: I came up through analytical chemistry and laboratory operations, spent a decade running analytical microbiology operations — the bench your Baltimore scope is built on — and then learned to run the business side of a laboratory.</w:t>
+        <w:t xml:space="preserve">I am applying for the Regional Laboratory Operations Director role for the Mid-Atlantic (requisition 2196). The short version: I came up through analytical chemistry and laboratory operations, spent a decade running analytical microbiology operations, the bench your Baltimore scope is built on, and then learned to run the business side of a laboratory.</w:t>
       </w:r>
     </w:p>
     <w:p>
@@ -139,7 +139,7 @@
           <w:sz w:val="20"/>
           <w:szCs w:val="20"/>
         </w:rPr>
-        <w:t xml:space="preserve">As Associate Laboratory Director at Green Analytics I owned everything inside the building, leading a site of 40 to 45 people through five department and shift managers. Annual volume went from about 25,000 samples to 47,000 — 27,000, 33,000, 39,000 and 47,000 by year — while the staff went from 32 to 45. Turnaround went from five days to three. Annual turnover went from twelve departures to four, and operating costs fell about 15% while we added capability.</w:t>
+        <w:t xml:space="preserve">As Associate Laboratory Director at Green Analytics I owned everything inside the building, leading a site of 40 to 45 people through five department and shift managers. Annual volume went from about 25,000 samples to 47,000 (27,000, 33,000, 39,000 and 47,000 by year) while the staff went from 32 to 45. Turnaround went from five days to three. Annual turnover went from twelve departures to four, and operating costs fell about 15% while we added capability.</w:t>
       </w:r>
     </w:p>
     <w:p>
@@ -152,7 +152,7 @@
           <w:sz w:val="20"/>
           <w:szCs w:val="20"/>
         </w:rPr>
-        <w:t xml:space="preserve">That came from unglamorous work: analyzing purchasing and workflow to take out cost, re-laying out the laboratory around how samples actually move, and building a competency framework — Technician and Analyst levels one through three, with published pay ranges, documented skill requirements and supervisor sign-off — in place of a structure where identical titles carried widely different pay and responsibility. That framework is the main reason retention improved, and retention is a capacity question: a laboratory’s real capacity is certified method coverage rather than headcount, so every analyst who leaves takes qualified methods out the door. The framework was adopted across eight laboratories and more than 250 employees. What I was asked to fix was described as on-site leadership; the actual constraint was that management systems built for a ten-person startup were running a multi-site organization.</w:t>
+        <w:t xml:space="preserve">That came from unglamorous work: analyzing purchasing and workflow to take out cost, re-laying out the laboratory around how samples actually move, and building a competency framework (Technician and Analyst levels one through three, with published pay ranges, documented skill requirements and supervisor sign-off) in place of a structure where identical titles carried widely different pay and responsibility. That framework is the main reason retention improved, and retention is a capacity question: a laboratory’s real capacity is certified method coverage rather than headcount, so every analyst who leaves takes qualified methods out the door. The framework was adopted across eight laboratories and more than 250 employees. What I was asked to fix was described as on-site leadership; the actual constraint was that management systems built for a ten-person startup were running a multi-site organization.</w:t>
       </w:r>
     </w:p>
     <w:p>
@@ -165,7 +165,7 @@
           <w:sz w:val="20"/>
           <w:szCs w:val="20"/>
         </w:rPr>
-        <w:t xml:space="preserve">Earlier I took laboratories through accreditation rather than inheriting it. At Atlas Labs I built a greenfield laboratory from market selection and financing through construction to ISO/IEC 17025 accreditation and DEA registration. At Atlantic Test Labs I led the 17025 quality system implementation — accreditation, method validation and documentation — and built the LIMS the laboratory ran on, which is still the kernel of the system my last laboratory uses. At Atlantic Technical Services I rebuilt the quality system after an unsuccessful external audit and implemented ISO 9001.</w:t>
+        <w:t xml:space="preserve">Earlier I took laboratories through accreditation rather than inheriting it. At Atlas Labs I built a greenfield laboratory from market selection and financing through construction to ISO/IEC 17025 accreditation and DEA registration. At Atlantic Test Labs I led the 17025 quality system implementation (accreditation, method validation and documentation) and built the LIMS the laboratory ran on, which is still the kernel of the system my last laboratory uses. At Atlantic Technical Services I rebuilt the quality system after an unsuccessful external audit and implemented ISO 9001.</w:t>
       </w:r>
     </w:p>
     <w:p>
@@ -178,7 +178,7 @@
           <w:sz w:val="20"/>
           <w:szCs w:val="20"/>
         </w:rPr>
-        <w:t xml:space="preserve">Why this role: a region of independently accredited laboratories, each with its own scope and its own state approvals, cannot be managed as one until its data mean the same thing at every site. Making those operations comparable — the same definitions, the same cadence, the same standard — without encroaching on the technical authority that holds the licenses is the work I am best at, and it is why a multi-laboratory regional seat interests me more than another single-site job.</w:t>
+        <w:t xml:space="preserve">Why this role: a region of independently accredited laboratories, each with its own scope and its own state approvals, cannot be managed as one until its data mean the same thing at every site. Making those operations comparable, with the same definitions, the same cadence, and the same standard, without encroaching on the technical authority that holds the licenses is the work I am best at, and it is why a multi-laboratory regional seat interests me more than another single-site job.</w:t>
       </w:r>
     </w:p>
     <w:p>
